--- a/keynote_scripts/Gastric_Treatment_Options_.docx
+++ b/keynote_scripts/Gastric_Treatment_Options_.docx
@@ -92,7 +92,7 @@
         <w:pStyle w:val="FirstParagraph"/>
       </w:pPr>
       <w:r>
-        <w:t xml:space="preserve">When we talk about gastric cancer treatment, it is critical to recognize that the appropriate depends upon the stage.</w:t>
+        <w:t xml:space="preserve">When we talk about gastric cancer treatment, it is critical to recognize that the appropriate treatment depends upon the stage.</w:t>
       </w:r>
     </w:p>
     <w:p>
@@ -276,7 +276,7 @@
         <w:pStyle w:val="FirstParagraph"/>
       </w:pPr>
       <w:r>
-        <w:t xml:space="preserve">Superficial tumors and small and limited to the mucosa and can be treated without surgery</w:t>
+        <w:t xml:space="preserve">Superficial tumors and small and limited to the mucosa and can often be treated without surgery</w:t>
       </w:r>
     </w:p>
     <w:bookmarkEnd w:id="18"/>
@@ -374,7 +374,7 @@
         <w:pStyle w:val="BodyText"/>
       </w:pPr>
       <w:r>
-        <w:t xml:space="preserve">They can frequently be treated with endoscopic therapy, and my not every need surgery</w:t>
+        <w:t xml:space="preserve">They are treated with endoscopic therapy, and may not ever need surgery</w:t>
       </w:r>
     </w:p>
     <w:bookmarkEnd w:id="23"/>
@@ -446,53 +446,23 @@
         <w:pStyle w:val="FirstParagraph"/>
       </w:pPr>
       <w:r>
-        <w:t xml:space="preserve">The tumor and surrounding mucosa is then cut out and removed</w:t>
+        <w:t xml:space="preserve">A disk of tissue is removed and sent to the pathologist for examination. If the tumor has been completely removed, no further therapy may be required, although follow up endoscopy is important.</w:t>
+      </w:r>
+      <w:r>
+        <w:t xml:space="preserve"> </w:t>
+      </w:r>
+      <w:r>
+        <w:t xml:space="preserve">If the tumor has not been completely removed, surgery may be required.</w:t>
       </w:r>
     </w:p>
     <w:bookmarkEnd w:id="27"/>
-    <w:bookmarkStart w:id="28" w:name="slide-20"/>
-    <w:p>
-      <w:pPr>
-        <w:pStyle w:val="Heading2"/>
-      </w:pPr>
-      <w:r>
-        <w:t xml:space="preserve">20 Slide 20</w:t>
-      </w:r>
-    </w:p>
-    <w:p>
-      <w:pPr>
-        <w:pStyle w:val="FirstParagraph"/>
-      </w:pPr>
-      <w:r>
-        <w:t xml:space="preserve">There are a variety of different techniques, but the end result is the same</w:t>
-      </w:r>
-    </w:p>
-    <w:bookmarkEnd w:id="28"/>
-    <w:bookmarkStart w:id="29" w:name="slide-21"/>
-    <w:p>
-      <w:pPr>
-        <w:pStyle w:val="Heading2"/>
-      </w:pPr>
-      <w:r>
-        <w:t xml:space="preserve">21 Slide 21</w:t>
-      </w:r>
-    </w:p>
-    <w:p>
-      <w:pPr>
-        <w:pStyle w:val="FirstParagraph"/>
-      </w:pPr>
-      <w:r>
-        <w:t xml:space="preserve">A disk of tissue is removed and sent to the pathologist for examination.</w:t>
-      </w:r>
-    </w:p>
-    <w:bookmarkEnd w:id="29"/>
-    <w:bookmarkStart w:id="30" w:name="localized-gastric-cancer"/>
-    <w:p>
-      <w:pPr>
-        <w:pStyle w:val="Heading2"/>
-      </w:pPr>
-      <w:r>
-        <w:t xml:space="preserve">22 Localized Gastric Cancer</w:t>
+    <w:bookmarkStart w:id="28" w:name="localized-gastric-cancer"/>
+    <w:p>
+      <w:pPr>
+        <w:pStyle w:val="Heading2"/>
+      </w:pPr>
+      <w:r>
+        <w:t xml:space="preserve">20 Localized Gastric Cancer</w:t>
       </w:r>
     </w:p>
     <w:p>
@@ -513,40 +483,102 @@
         <w:t xml:space="preserve">gastric cancers are T1b or T2</w:t>
       </w:r>
     </w:p>
+    <w:bookmarkEnd w:id="28"/>
+    <w:bookmarkStart w:id="29" w:name="localized-gastric-cancer-1"/>
+    <w:p>
+      <w:pPr>
+        <w:pStyle w:val="Heading2"/>
+      </w:pPr>
+      <w:r>
+        <w:t xml:space="preserve">21 Localized Gastric Cancer</w:t>
+      </w:r>
+    </w:p>
+    <w:p>
+      <w:pPr>
+        <w:pStyle w:val="FirstParagraph"/>
+      </w:pPr>
+      <w:r>
+        <w:t xml:space="preserve">Endoscopic removal is not possible because of how deep they have invaded into the wall of the stomach</w:t>
+      </w:r>
+    </w:p>
+    <w:bookmarkEnd w:id="29"/>
+    <w:bookmarkStart w:id="30" w:name="localized-gastric-cancer-2"/>
+    <w:p>
+      <w:pPr>
+        <w:pStyle w:val="Heading2"/>
+      </w:pPr>
+      <w:r>
+        <w:t xml:space="preserve">22 Localized Gastric Cancer</w:t>
+      </w:r>
+    </w:p>
+    <w:p>
+      <w:pPr>
+        <w:pStyle w:val="FirstParagraph"/>
+      </w:pPr>
+      <w:r>
+        <w:t xml:space="preserve">These tumors are treated with surgery, known as gastrectomy.</w:t>
+      </w:r>
+    </w:p>
+    <w:p>
+      <w:pPr>
+        <w:pStyle w:val="BodyText"/>
+      </w:pPr>
+      <w:r>
+        <w:t xml:space="preserve">We have a video which reviews the different types of operations that can be done</w:t>
+      </w:r>
+    </w:p>
     <w:bookmarkEnd w:id="30"/>
-    <w:bookmarkStart w:id="31" w:name="localized-gastric-cancer-1"/>
-    <w:p>
-      <w:pPr>
-        <w:pStyle w:val="Heading2"/>
-      </w:pPr>
-      <w:r>
-        <w:t xml:space="preserve">23 Localized Gastric Cancer</w:t>
-      </w:r>
-    </w:p>
-    <w:p>
-      <w:pPr>
-        <w:pStyle w:val="FirstParagraph"/>
-      </w:pPr>
-      <w:r>
-        <w:t xml:space="preserve">Endoscopic removal is not possible because of how deep they have invaded into the wall of the stomach</w:t>
+    <w:bookmarkStart w:id="31" w:name="locally-advanced-gastric-cancer"/>
+    <w:p>
+      <w:pPr>
+        <w:pStyle w:val="Heading2"/>
+      </w:pPr>
+      <w:r>
+        <w:t xml:space="preserve">23 Locally-advanced Gastric Cancer</w:t>
+      </w:r>
+    </w:p>
+    <w:p>
+      <w:pPr>
+        <w:pStyle w:val="FirstParagraph"/>
+      </w:pPr>
+      <w:r>
+        <w:t xml:space="preserve">Locally-advanced gastric cancers are those for which there are concerns about the risk of spread to lymph nodes</w:t>
       </w:r>
     </w:p>
     <w:bookmarkEnd w:id="31"/>
-    <w:bookmarkStart w:id="32" w:name="localized-gastric-cancer-2"/>
-    <w:p>
-      <w:pPr>
-        <w:pStyle w:val="Heading2"/>
-      </w:pPr>
-      <w:r>
-        <w:t xml:space="preserve">24 Localized Gastric Cancer</w:t>
-      </w:r>
-    </w:p>
-    <w:p>
-      <w:pPr>
-        <w:pStyle w:val="FirstParagraph"/>
-      </w:pPr>
-      <w:r>
-        <w:t xml:space="preserve">These tumors are treated with surgery, known as gastrectomy.</w:t>
+    <w:bookmarkStart w:id="32" w:name="locally-advanced-gastric-cancer-1"/>
+    <w:p>
+      <w:pPr>
+        <w:pStyle w:val="Heading2"/>
+      </w:pPr>
+      <w:r>
+        <w:t xml:space="preserve">24 Locally-advanced Gastric Cancer</w:t>
+      </w:r>
+    </w:p>
+    <w:p>
+      <w:pPr>
+        <w:pStyle w:val="FirstParagraph"/>
+      </w:pPr>
+      <w:r>
+        <w:t xml:space="preserve">These cancers are either T3 or node-positive on staging</w:t>
+      </w:r>
+    </w:p>
+    <w:bookmarkEnd w:id="32"/>
+    <w:bookmarkStart w:id="33" w:name="locally-advanced-gastric-cancer-2"/>
+    <w:p>
+      <w:pPr>
+        <w:pStyle w:val="Heading2"/>
+      </w:pPr>
+      <w:r>
+        <w:t xml:space="preserve">25 Locally-advanced Gastric Cancer</w:t>
+      </w:r>
+    </w:p>
+    <w:p>
+      <w:pPr>
+        <w:pStyle w:val="FirstParagraph"/>
+      </w:pPr>
+      <w:r>
+        <w:t xml:space="preserve">In order to address the cancer in the lymph nodes, chemotherapy is usually administered both before and after surgery</w:t>
       </w:r>
     </w:p>
     <w:p>
@@ -554,61 +586,67 @@
         <w:pStyle w:val="BodyText"/>
       </w:pPr>
       <w:r>
-        <w:t xml:space="preserve">We have video which reviews the different types of operations that can be done</w:t>
-      </w:r>
-    </w:p>
-    <w:bookmarkEnd w:id="32"/>
-    <w:bookmarkStart w:id="33" w:name="locally-advanced-gastric-cancer"/>
-    <w:p>
-      <w:pPr>
-        <w:pStyle w:val="Heading2"/>
-      </w:pPr>
-      <w:r>
-        <w:t xml:space="preserve">25 Locally-advanced Gastric Cancer</w:t>
-      </w:r>
-    </w:p>
-    <w:p>
-      <w:pPr>
-        <w:pStyle w:val="FirstParagraph"/>
-      </w:pPr>
-      <w:r>
-        <w:t xml:space="preserve">Locally-advanced gastric cancers are those in which there are concerns about the risk of spread to lymph nodes</w:t>
+        <w:t xml:space="preserve">We have a separate video which addresses locally-advanced gastric cancer</w:t>
       </w:r>
     </w:p>
     <w:bookmarkEnd w:id="33"/>
-    <w:bookmarkStart w:id="34" w:name="locally-advanced-gastric-cancer-1"/>
-    <w:p>
-      <w:pPr>
-        <w:pStyle w:val="Heading2"/>
-      </w:pPr>
-      <w:r>
-        <w:t xml:space="preserve">26 Locally-advanced Gastric Cancer</w:t>
-      </w:r>
-    </w:p>
-    <w:p>
-      <w:pPr>
-        <w:pStyle w:val="FirstParagraph"/>
-      </w:pPr>
-      <w:r>
-        <w:t xml:space="preserve">These cancers are either T3 or node-positive on staging</w:t>
+    <w:bookmarkStart w:id="34" w:name="metastatic-gastric-cancer"/>
+    <w:p>
+      <w:pPr>
+        <w:pStyle w:val="Heading2"/>
+      </w:pPr>
+      <w:r>
+        <w:t xml:space="preserve">26 Metastatic Gastric Cancer</w:t>
+      </w:r>
+    </w:p>
+    <w:p>
+      <w:pPr>
+        <w:pStyle w:val="FirstParagraph"/>
+      </w:pPr>
+      <w:r>
+        <w:t xml:space="preserve">As we discussed earlier, there are a number of different sites where gastric cancer can spread:</w:t>
+      </w:r>
+      <w:r>
+        <w:t xml:space="preserve"> </w:t>
+      </w:r>
+      <w:r>
+        <w:t xml:space="preserve">Liver</w:t>
+      </w:r>
+      <w:r>
+        <w:t xml:space="preserve"> </w:t>
+      </w:r>
+      <w:r>
+        <w:t xml:space="preserve">Lungs</w:t>
+      </w:r>
+      <w:r>
+        <w:t xml:space="preserve"> </w:t>
+      </w:r>
+      <w:r>
+        <w:t xml:space="preserve">Bone</w:t>
+      </w:r>
+      <w:r>
+        <w:t xml:space="preserve"> </w:t>
+      </w:r>
+      <w:r>
+        <w:t xml:space="preserve">Or inside the abdominal cavity called the peritoneum. This is also referred to as carcinomatosis.</w:t>
       </w:r>
     </w:p>
     <w:bookmarkEnd w:id="34"/>
-    <w:bookmarkStart w:id="35" w:name="locally-advanced-gastric-cancer-2"/>
-    <w:p>
-      <w:pPr>
-        <w:pStyle w:val="Heading2"/>
-      </w:pPr>
-      <w:r>
-        <w:t xml:space="preserve">27 Locally-advanced Gastric Cancer</w:t>
-      </w:r>
-    </w:p>
-    <w:p>
-      <w:pPr>
-        <w:pStyle w:val="FirstParagraph"/>
-      </w:pPr>
-      <w:r>
-        <w:t xml:space="preserve">In order to address the cancer in the lymph nodes, chemotherapy is usually administered both before and after surgery</w:t>
+    <w:bookmarkStart w:id="35" w:name="metastatic-gastric-cancer-1"/>
+    <w:p>
+      <w:pPr>
+        <w:pStyle w:val="Heading2"/>
+      </w:pPr>
+      <w:r>
+        <w:t xml:space="preserve">27 Metastatic Gastric Cancer</w:t>
+      </w:r>
+    </w:p>
+    <w:p>
+      <w:pPr>
+        <w:pStyle w:val="FirstParagraph"/>
+      </w:pPr>
+      <w:r>
+        <w:t xml:space="preserve">The primary treatment for metastatic gastric cancer is systemic therapy. These are drugs that can circulate throughout the bloodstream.</w:t>
       </w:r>
     </w:p>
     <w:p>
@@ -616,67 +654,211 @@
         <w:pStyle w:val="BodyText"/>
       </w:pPr>
       <w:r>
-        <w:t xml:space="preserve">We have a separate video which addresses locally-advanced gastric cancer</w:t>
+        <w:t xml:space="preserve">There are two types of systemic therapy:</w:t>
+      </w:r>
+      <w:r>
+        <w:t xml:space="preserve"> </w:t>
+      </w:r>
+      <w:r>
+        <w:t xml:space="preserve">Chemotherapy are drugs which directly kill cancer calls</w:t>
+      </w:r>
+      <w:r>
+        <w:t xml:space="preserve"> </w:t>
+      </w:r>
+      <w:r>
+        <w:t xml:space="preserve">Immunotherapy are drugs which stimulate your body’s immune system to kill cancer cells</w:t>
+      </w:r>
+      <w:r>
+        <w:t xml:space="preserve"> </w:t>
+      </w:r>
+      <w:r>
+        <w:t xml:space="preserve">Most systemic therapy is given intravenously</w:t>
       </w:r>
     </w:p>
     <w:bookmarkEnd w:id="35"/>
-    <w:bookmarkStart w:id="36" w:name="metastatic-gastric-cancer"/>
-    <w:p>
-      <w:pPr>
-        <w:pStyle w:val="Heading2"/>
-      </w:pPr>
-      <w:r>
-        <w:t xml:space="preserve">28 Metastatic Gastric Cancer</w:t>
-      </w:r>
-    </w:p>
-    <w:p>
-      <w:pPr>
-        <w:pStyle w:val="FirstParagraph"/>
-      </w:pPr>
-      <w:r>
-        <w:t xml:space="preserve">As we discussed earlier, there are a number of different sites where gastric cancer can spread:</w:t>
+    <w:bookmarkStart w:id="36" w:name="peritoneal-metastasis"/>
+    <w:p>
+      <w:pPr>
+        <w:pStyle w:val="Heading2"/>
+      </w:pPr>
+      <w:r>
+        <w:t xml:space="preserve">28 Peritoneal Metastasis</w:t>
+      </w:r>
+    </w:p>
+    <w:p>
+      <w:pPr>
+        <w:pStyle w:val="FirstParagraph"/>
+      </w:pPr>
+      <w:r>
+        <w:t xml:space="preserve">Some patients may have metastatic disease limited to the abdominal cavity. In other words, they have metastatic disease limited to the peritoneum.</w:t>
+      </w:r>
+    </w:p>
+    <w:p>
+      <w:pPr>
+        <w:pStyle w:val="BodyText"/>
+      </w:pPr>
+      <w:r>
+        <w:t xml:space="preserve">These patients are initially treated with systemic therapy. Some patients are candidates for additional therapy.;</w:t>
+      </w:r>
+    </w:p>
+    <w:bookmarkEnd w:id="36"/>
+    <w:bookmarkStart w:id="37" w:name="peritoneal-metastasis-1"/>
+    <w:p>
+      <w:pPr>
+        <w:pStyle w:val="Heading2"/>
+      </w:pPr>
+      <w:r>
+        <w:t xml:space="preserve">29 Peritoneal Metastasis</w:t>
+      </w:r>
+    </w:p>
+    <w:p>
+      <w:pPr>
+        <w:pStyle w:val="FirstParagraph"/>
+      </w:pPr>
+      <w:r>
+        <w:t xml:space="preserve">After treatment with systemic therapy, some patients are candidates for surgery</w:t>
+      </w:r>
+    </w:p>
+    <w:bookmarkEnd w:id="37"/>
+    <w:bookmarkStart w:id="38" w:name="peritoneal-metastasis-2"/>
+    <w:p>
+      <w:pPr>
+        <w:pStyle w:val="Heading2"/>
+      </w:pPr>
+      <w:r>
+        <w:t xml:space="preserve">30 Peritoneal Metastasis</w:t>
+      </w:r>
+    </w:p>
+    <w:p>
+      <w:pPr>
+        <w:pStyle w:val="FirstParagraph"/>
+      </w:pPr>
+      <w:r>
+        <w:t xml:space="preserve">Gastrectomy can be used to remove the tumor in the stomach</w:t>
+      </w:r>
+    </w:p>
+    <w:bookmarkEnd w:id="38"/>
+    <w:bookmarkStart w:id="39" w:name="peritoneal-metastasis-3"/>
+    <w:p>
+      <w:pPr>
+        <w:pStyle w:val="Heading2"/>
+      </w:pPr>
+      <w:r>
+        <w:t xml:space="preserve">31 Peritoneal Metastasis</w:t>
+      </w:r>
+    </w:p>
+    <w:p>
+      <w:pPr>
+        <w:pStyle w:val="FirstParagraph"/>
+      </w:pPr>
+      <w:r>
+        <w:t xml:space="preserve">Cytoreductive surgery can be used to remove areas of spread of cancer within the abdomen. Cytoreductive surgery involves the removal of the cancer that has spread from the stomach to other areas in the abdomen.</w:t>
+      </w:r>
+    </w:p>
+    <w:bookmarkEnd w:id="39"/>
+    <w:bookmarkStart w:id="40" w:name="intraperitoneal-chemoterapy"/>
+    <w:p>
+      <w:pPr>
+        <w:pStyle w:val="Heading2"/>
+      </w:pPr>
+      <w:r>
+        <w:t xml:space="preserve">32 Intraperitoneal Chemoterapy</w:t>
+      </w:r>
+    </w:p>
+    <w:p>
+      <w:pPr>
+        <w:pStyle w:val="FirstParagraph"/>
+      </w:pPr>
+      <w:r>
+        <w:t xml:space="preserve">In some patients with peritoneal metastasis, chemotherapy can be administered directly into the abdominal cavity, also known as intraperitoneal chemotherapy.</w:t>
+      </w:r>
+    </w:p>
+    <w:bookmarkEnd w:id="40"/>
+    <w:bookmarkStart w:id="41" w:name="intraperitoneal-chemoterapy-1"/>
+    <w:p>
+      <w:pPr>
+        <w:pStyle w:val="Heading2"/>
+      </w:pPr>
+      <w:r>
+        <w:t xml:space="preserve">33 Intraperitoneal Chemoterapy</w:t>
+      </w:r>
+    </w:p>
+    <w:p>
+      <w:pPr>
+        <w:pStyle w:val="FirstParagraph"/>
+      </w:pPr>
+      <w:r>
+        <w:t xml:space="preserve">The rationale for this approach is that it chemotherapy administered into the abdominal cavity may have a better chance of reaching the cancer cells</w:t>
+      </w:r>
+    </w:p>
+    <w:bookmarkEnd w:id="41"/>
+    <w:bookmarkStart w:id="42" w:name="intraperitoneal-chemotherapy"/>
+    <w:p>
+      <w:pPr>
+        <w:pStyle w:val="Heading2"/>
+      </w:pPr>
+      <w:r>
+        <w:t xml:space="preserve">34 Intraperitoneal Chemotherapy</w:t>
+      </w:r>
+    </w:p>
+    <w:p>
+      <w:pPr>
+        <w:pStyle w:val="FirstParagraph"/>
+      </w:pPr>
+      <w:r>
+        <w:t xml:space="preserve">One method of administering chemotherapy directly into the abdomen is HIPEC, or heated intraperitoneal chemotherapy.</w:t>
+      </w:r>
+    </w:p>
+    <w:bookmarkEnd w:id="42"/>
+    <w:bookmarkStart w:id="43" w:name="intraperitoneal-chemotherapy-1"/>
+    <w:p>
+      <w:pPr>
+        <w:pStyle w:val="Heading2"/>
+      </w:pPr>
+      <w:r>
+        <w:t xml:space="preserve">35 Intraperitoneal Chemotherapy</w:t>
+      </w:r>
+    </w:p>
+    <w:p>
+      <w:pPr>
+        <w:pStyle w:val="FirstParagraph"/>
+      </w:pPr>
+      <w:r>
+        <w:t xml:space="preserve">This is a surgical procedure in which heated chemotherapy is used to bather the abdominal organs</w:t>
+      </w:r>
+    </w:p>
+    <w:bookmarkEnd w:id="43"/>
+    <w:bookmarkStart w:id="44" w:name="intraperitoneal-chemotherapy-2"/>
+    <w:p>
+      <w:pPr>
+        <w:pStyle w:val="Heading2"/>
+      </w:pPr>
+      <w:r>
+        <w:t xml:space="preserve">36 Intraperitoneal Chemotherapy</w:t>
+      </w:r>
+    </w:p>
+    <w:p>
+      <w:pPr>
+        <w:pStyle w:val="FirstParagraph"/>
+      </w:pPr>
+      <w:r>
+        <w:t xml:space="preserve">Another method is</w:t>
       </w:r>
       <w:r>
         <w:t xml:space="preserve"> </w:t>
       </w:r>
       <w:r>
-        <w:t xml:space="preserve">Liver</w:t>
+        <w:rPr>
+          <w:i/>
+          <w:iCs/>
+        </w:rPr>
+        <w:t xml:space="preserve">outpatient</w:t>
       </w:r>
       <w:r>
         <w:t xml:space="preserve"> </w:t>
       </w:r>
       <w:r>
-        <w:t xml:space="preserve">Lungs</w:t>
-      </w:r>
-      <w:r>
-        <w:t xml:space="preserve"> </w:t>
-      </w:r>
-      <w:r>
-        <w:t xml:space="preserve">Bone</w:t>
-      </w:r>
-      <w:r>
-        <w:t xml:space="preserve"> </w:t>
-      </w:r>
-      <w:r>
-        <w:t xml:space="preserve">Or inside the abdominal cavity called the peritoneum. This is also referred to as carcinomatosis.</w:t>
-      </w:r>
-    </w:p>
-    <w:bookmarkEnd w:id="36"/>
-    <w:bookmarkStart w:id="37" w:name="metastatic-gastric-cancer-1"/>
-    <w:p>
-      <w:pPr>
-        <w:pStyle w:val="Heading2"/>
-      </w:pPr>
-      <w:r>
-        <w:t xml:space="preserve">29 Metastatic Gastric Cancer</w:t>
-      </w:r>
-    </w:p>
-    <w:p>
-      <w:pPr>
-        <w:pStyle w:val="FirstParagraph"/>
-      </w:pPr>
-      <w:r>
-        <w:t xml:space="preserve">The primary treatment for metastatic gastric cancer is systemic therapy. These are drugs that can circulate throughout the bloodstream.</w:t>
+        <w:t xml:space="preserve">intraperitoneal chemotherapy.</w:t>
       </w:r>
     </w:p>
     <w:p>
@@ -684,43 +866,25 @@
         <w:pStyle w:val="BodyText"/>
       </w:pPr>
       <w:r>
-        <w:t xml:space="preserve">There are two types of systemic therapy:</w:t>
-      </w:r>
-      <w:r>
-        <w:t xml:space="preserve"> </w:t>
-      </w:r>
-      <w:r>
-        <w:t xml:space="preserve">Chemotherapy are drugs which directly kill cancer calls</w:t>
-      </w:r>
-      <w:r>
-        <w:t xml:space="preserve"> </w:t>
-      </w:r>
-      <w:r>
-        <w:t xml:space="preserve">Immunotherapy are drugs which stimulate your body’s immune system to kill cancer cells</w:t>
-      </w:r>
-      <w:r>
-        <w:t xml:space="preserve"> </w:t>
-      </w:r>
-      <w:r>
-        <w:t xml:space="preserve">Most systemic therapy is given intravenously</w:t>
-      </w:r>
-    </w:p>
-    <w:bookmarkEnd w:id="37"/>
-    <w:bookmarkStart w:id="38" w:name="peritoneal-metastasis"/>
-    <w:p>
-      <w:pPr>
-        <w:pStyle w:val="Heading2"/>
-      </w:pPr>
-      <w:r>
-        <w:t xml:space="preserve">30 Peritoneal Metastasis</w:t>
-      </w:r>
-    </w:p>
-    <w:p>
-      <w:pPr>
-        <w:pStyle w:val="FirstParagraph"/>
-      </w:pPr>
-      <w:r>
-        <w:t xml:space="preserve">Some patients may have metastatic disease limited to the abdominal cavity. In other words, they have metastatic disease limited to the peritoneum.</w:t>
+        <w:t xml:space="preserve">An indwelling tube is placed into the abdomen, and then chemotherapy is administered through tube directly into the abdominal cavity.</w:t>
+      </w:r>
+    </w:p>
+    <w:bookmarkEnd w:id="44"/>
+    <w:bookmarkStart w:id="45" w:name="peritoneal-metastasis-m1"/>
+    <w:p>
+      <w:pPr>
+        <w:pStyle w:val="Heading2"/>
+      </w:pPr>
+      <w:r>
+        <w:t xml:space="preserve">37 Peritoneal Metastasis (M1)</w:t>
+      </w:r>
+    </w:p>
+    <w:p>
+      <w:pPr>
+        <w:pStyle w:val="FirstParagraph"/>
+      </w:pPr>
+      <w:r>
+        <w:t xml:space="preserve">To summarize, patients with metastatic disease limited to the peritoneum are treated initially with chemotherapy.</w:t>
       </w:r>
     </w:p>
     <w:p>
@@ -728,79 +892,25 @@
         <w:pStyle w:val="BodyText"/>
       </w:pPr>
       <w:r>
-        <w:t xml:space="preserve">These patients are initially treated with systemic therapy. Some patients are candidates for additional therapy.;</w:t>
-      </w:r>
-    </w:p>
-    <w:bookmarkEnd w:id="38"/>
-    <w:bookmarkStart w:id="39" w:name="peritoneal-metastasis-1"/>
-    <w:p>
-      <w:pPr>
-        <w:pStyle w:val="Heading2"/>
-      </w:pPr>
-      <w:r>
-        <w:t xml:space="preserve">31 Peritoneal Metastasis</w:t>
-      </w:r>
-    </w:p>
-    <w:p>
-      <w:pPr>
-        <w:pStyle w:val="FirstParagraph"/>
-      </w:pPr>
-      <w:r>
-        <w:t xml:space="preserve">After treatment with systemic therapy, some patients are candidates for surgery</w:t>
-      </w:r>
-    </w:p>
-    <w:bookmarkEnd w:id="39"/>
-    <w:bookmarkStart w:id="40" w:name="peritoneal-metastasis-2"/>
-    <w:p>
-      <w:pPr>
-        <w:pStyle w:val="Heading2"/>
-      </w:pPr>
-      <w:r>
-        <w:t xml:space="preserve">32 Peritoneal Metastasis</w:t>
-      </w:r>
-    </w:p>
-    <w:p>
-      <w:pPr>
-        <w:pStyle w:val="FirstParagraph"/>
-      </w:pPr>
-      <w:r>
-        <w:t xml:space="preserve">Gastrectomy can be used to remove the tumor in the stomach</w:t>
-      </w:r>
-    </w:p>
-    <w:bookmarkEnd w:id="40"/>
-    <w:bookmarkStart w:id="41" w:name="peritoneal-metastasis-3"/>
-    <w:p>
-      <w:pPr>
-        <w:pStyle w:val="Heading2"/>
-      </w:pPr>
-      <w:r>
-        <w:t xml:space="preserve">33 Peritoneal Metastasis</w:t>
-      </w:r>
-    </w:p>
-    <w:p>
-      <w:pPr>
-        <w:pStyle w:val="FirstParagraph"/>
-      </w:pPr>
-      <w:r>
-        <w:t xml:space="preserve">Cytoreductive surgery can be used to remove areas of spread of cancer within the abdomen. Cytoreductive surgery involves the removal of the cancer that has spread from the stomach to other areas in the abdomen.</w:t>
-      </w:r>
-    </w:p>
-    <w:bookmarkEnd w:id="41"/>
-    <w:bookmarkStart w:id="42" w:name="intraperitoneal-chemoterapy"/>
-    <w:p>
-      <w:pPr>
-        <w:pStyle w:val="Heading2"/>
-      </w:pPr>
-      <w:r>
-        <w:t xml:space="preserve">34 Intraperitoneal Chemoterapy</w:t>
-      </w:r>
-    </w:p>
-    <w:p>
-      <w:pPr>
-        <w:pStyle w:val="FirstParagraph"/>
-      </w:pPr>
-      <w:r>
-        <w:t xml:space="preserve">In some patients, chemotherapy can be administered into the abdominal cavity, also known as intraperitoneal chemotherapy.</w:t>
+        <w:t xml:space="preserve">In some cases, they may be candidates for additional chemotherapy administered directly into the abdomen or peritoneal cavity either during surgery or as an outpatient.</w:t>
+      </w:r>
+    </w:p>
+    <w:bookmarkEnd w:id="45"/>
+    <w:bookmarkStart w:id="46" w:name="slide-38"/>
+    <w:p>
+      <w:pPr>
+        <w:pStyle w:val="Heading2"/>
+      </w:pPr>
+      <w:r>
+        <w:t xml:space="preserve">38 Slide 38</w:t>
+      </w:r>
+    </w:p>
+    <w:p>
+      <w:pPr>
+        <w:pStyle w:val="FirstParagraph"/>
+      </w:pPr>
+      <w:r>
+        <w:t xml:space="preserve">We are working on preparing videos to address each of these different treatments, so please subscribe to be notified when we post new videos.</w:t>
       </w:r>
     </w:p>
     <w:p>
@@ -808,79 +918,7 @@
         <w:pStyle w:val="BodyText"/>
       </w:pPr>
       <w:r>
-        <w:t xml:space="preserve">The rationale for this approach is that it chemotherapy administered into the abdominal cavity may have a better chance of reaching the cancer cells</w:t>
-      </w:r>
-    </w:p>
-    <w:bookmarkEnd w:id="42"/>
-    <w:bookmarkStart w:id="43" w:name="intraperitoneal-chemoterapy-1"/>
-    <w:p>
-      <w:pPr>
-        <w:pStyle w:val="Heading2"/>
-      </w:pPr>
-      <w:r>
-        <w:t xml:space="preserve">35 Intraperitoneal Chemoterapy</w:t>
-      </w:r>
-    </w:p>
-    <w:p>
-      <w:pPr>
-        <w:pStyle w:val="FirstParagraph"/>
-      </w:pPr>
-      <w:r>
-        <w:t xml:space="preserve">In some patients, chemotherapy can be administered into the abdominal cavity, also known as intraperitoneal chemotherapy.</w:t>
-      </w:r>
-    </w:p>
-    <w:bookmarkEnd w:id="43"/>
-    <w:bookmarkStart w:id="44" w:name="intraperitoneal-chemoterapy-2"/>
-    <w:p>
-      <w:pPr>
-        <w:pStyle w:val="Heading2"/>
-      </w:pPr>
-      <w:r>
-        <w:t xml:space="preserve">36 Intraperitoneal Chemoterapy</w:t>
-      </w:r>
-    </w:p>
-    <w:p>
-      <w:pPr>
-        <w:pStyle w:val="FirstParagraph"/>
-      </w:pPr>
-      <w:r>
-        <w:t xml:space="preserve">The rationale for this approach is that it chemotherapy administered into the abdominal cavity may have a better chance of reaching the cancer cells</w:t>
-      </w:r>
-    </w:p>
-    <w:bookmarkEnd w:id="44"/>
-    <w:bookmarkStart w:id="45" w:name="intraperitoneal-chemotherapy"/>
-    <w:p>
-      <w:pPr>
-        <w:pStyle w:val="Heading2"/>
-      </w:pPr>
-      <w:r>
-        <w:t xml:space="preserve">37 Intraperitoneal Chemotherapy</w:t>
-      </w:r>
-    </w:p>
-    <w:p>
-      <w:pPr>
-        <w:pStyle w:val="FirstParagraph"/>
-      </w:pPr>
-      <w:r>
-        <w:t xml:space="preserve">One method of administering chemotherapy directly into the abdomen is HIPEC, or heated intraperitoneal chemotherapy.</w:t>
-      </w:r>
-    </w:p>
-    <w:bookmarkEnd w:id="45"/>
-    <w:bookmarkStart w:id="46" w:name="intraperitoneal-chemotherapy-1"/>
-    <w:p>
-      <w:pPr>
-        <w:pStyle w:val="Heading2"/>
-      </w:pPr>
-      <w:r>
-        <w:t xml:space="preserve">38 Intraperitoneal Chemotherapy</w:t>
-      </w:r>
-    </w:p>
-    <w:p>
-      <w:pPr>
-        <w:pStyle w:val="FirstParagraph"/>
-      </w:pPr>
-      <w:r>
-        <w:t xml:space="preserve">One method of administering chemotherapy directly into the abdomen is HIPEC, or headed intraperitoneal chemotherapy.</w:t>
+        <w:t xml:space="preserve">(pause)</w:t>
       </w:r>
     </w:p>
     <w:p>
@@ -888,112 +926,26 @@
         <w:pStyle w:val="BodyText"/>
       </w:pPr>
       <w:r>
-        <w:t xml:space="preserve">This is a surgical procedure in which heated chemotherapy is used to bather the abdominal organs</w:t>
+        <w:t xml:space="preserve">We hope you have found this video helpful. This videos and others like it are designed to</w:t>
+      </w:r>
+    </w:p>
+    <w:p>
+      <w:pPr>
+        <w:pStyle w:val="BodyText"/>
+      </w:pPr>
+      <w:r>
+        <w:t xml:space="preserve">educate patients and families about gastric cancer</w:t>
+      </w:r>
+    </w:p>
+    <w:p>
+      <w:pPr>
+        <w:pStyle w:val="BodyText"/>
+      </w:pPr>
+      <w:r>
+        <w:t xml:space="preserve">Feel free to leave a comment about your experience with gastric cancer or if you have suggestions for new videos.</w:t>
       </w:r>
     </w:p>
     <w:bookmarkEnd w:id="46"/>
-    <w:bookmarkStart w:id="47" w:name="intraperitoneal-chemotherapy-2"/>
-    <w:p>
-      <w:pPr>
-        <w:pStyle w:val="Heading2"/>
-      </w:pPr>
-      <w:r>
-        <w:t xml:space="preserve">39 Intraperitoneal Chemotherapy</w:t>
-      </w:r>
-    </w:p>
-    <w:p>
-      <w:pPr>
-        <w:pStyle w:val="FirstParagraph"/>
-      </w:pPr>
-      <w:r>
-        <w:t xml:space="preserve">Another method is outpatient intraperitoneal chemotherapy.</w:t>
-      </w:r>
-    </w:p>
-    <w:p>
-      <w:pPr>
-        <w:pStyle w:val="BodyText"/>
-      </w:pPr>
-      <w:r>
-        <w:t xml:space="preserve">An indwelling tube is placed into the abdomen, and then chemotherapy is administered through tube directly into the abdominal cavity.</w:t>
-      </w:r>
-    </w:p>
-    <w:bookmarkEnd w:id="47"/>
-    <w:bookmarkStart w:id="48" w:name="peritoneal-metastasis-m1"/>
-    <w:p>
-      <w:pPr>
-        <w:pStyle w:val="Heading2"/>
-      </w:pPr>
-      <w:r>
-        <w:t xml:space="preserve">40 Peritoneal Metastasis (M1)</w:t>
-      </w:r>
-    </w:p>
-    <w:p>
-      <w:pPr>
-        <w:pStyle w:val="FirstParagraph"/>
-      </w:pPr>
-      <w:r>
-        <w:t xml:space="preserve">To summarize, patients with metastatic disease limited to the peritoneum are treated initially with chemotherapy.</w:t>
-      </w:r>
-    </w:p>
-    <w:p>
-      <w:pPr>
-        <w:pStyle w:val="BodyText"/>
-      </w:pPr>
-      <w:r>
-        <w:t xml:space="preserve">In some cases, they may be candidates for additional chemotherapy administered directly into the abdomen or peritoneal cavity</w:t>
-      </w:r>
-    </w:p>
-    <w:bookmarkEnd w:id="48"/>
-    <w:bookmarkStart w:id="49" w:name="slide-41"/>
-    <w:p>
-      <w:pPr>
-        <w:pStyle w:val="Heading2"/>
-      </w:pPr>
-      <w:r>
-        <w:t xml:space="preserve">41 Slide 41</w:t>
-      </w:r>
-    </w:p>
-    <w:p>
-      <w:pPr>
-        <w:pStyle w:val="FirstParagraph"/>
-      </w:pPr>
-      <w:r>
-        <w:t xml:space="preserve">We are working on preparing videos to address each of these different treatments, so please subscribe to be notified when we post new videos.</w:t>
-      </w:r>
-    </w:p>
-    <w:p>
-      <w:pPr>
-        <w:pStyle w:val="BodyText"/>
-      </w:pPr>
-      <w:r>
-        <w:t xml:space="preserve">(pause)</w:t>
-      </w:r>
-    </w:p>
-    <w:p>
-      <w:pPr>
-        <w:pStyle w:val="BodyText"/>
-      </w:pPr>
-      <w:r>
-        <w:t xml:space="preserve">We hope you have found this video helpful. This videos and others like it are designed to</w:t>
-      </w:r>
-    </w:p>
-    <w:p>
-      <w:pPr>
-        <w:pStyle w:val="BodyText"/>
-      </w:pPr>
-      <w:r>
-        <w:t xml:space="preserve">educate patients and families about gastric cancer</w:t>
-      </w:r>
-    </w:p>
-    <w:p>
-      <w:pPr>
-        <w:pStyle w:val="BodyText"/>
-      </w:pPr>
-      <w:r>
-        <w:t xml:space="preserve">Feel free to leave a comment about your experience with gastric cancer or if you have suggestions for new videos.</w:t>
-      </w:r>
-    </w:p>
-    <w:bookmarkEnd w:id="49"/>
     <w:sectPr>
       <w:footnotePr>
         <w:numRestart w:val="eachSect"/>
